--- a/ky/discovery-articles/5.5 Пластмассалар жана синтетикалык материалдар.docx
+++ b/ky/discovery-articles/5.5 Пластмассалар жана синтетикалык материалдар.docx
@@ -4,533 +4,351 @@
   <w:body>
     <w:p>
       <w:pPr>
-        <w:keepNext/>
-        <w:spacing w:before="280" w:after="120"/>
+        <w:pStyle w:val="Title"/>
+        <w:widowControl/>
       </w:pPr>
       <w:r>
-        <w:rPr>
-          <w:rFonts w:ascii="Calibri" w:hAnsi="Calibri" w:eastAsia="Calibri"/>
-          <w:b/>
-          <w:i w:val="0"/>
-          <w:color w:val="004E8C"/>
-          <w:sz w:val="44"/>
-        </w:rPr>
         <w:t>5.5 Пластмассалар жана синтетикалык материалдар</w:t>
       </w:r>
     </w:p>
     <w:p>
       <w:pPr>
-        <w:spacing w:after="80"/>
+        <w:keepNext/>
+        <w:widowControl/>
       </w:pPr>
       <w:r>
         <w:rPr>
-          <w:rFonts w:ascii="Calibri" w:hAnsi="Calibri" w:eastAsia="Calibri"/>
-          <w:b w:val="0"/>
-          <w:i/>
-          <w:color w:val="505050"/>
-          <w:sz w:val="22"/>
+          <w:sz w:val="20"/>
         </w:rPr>
         <w:t>5. Физика, химия жана материалдар</w:t>
       </w:r>
     </w:p>
     <w:p>
       <w:pPr>
-        <w:spacing w:after="200"/>
+        <w:keepNext/>
+        <w:widowControl/>
       </w:pPr>
       <w:r>
         <w:rPr>
-          <w:rFonts w:ascii="Calibri" w:hAnsi="Calibri" w:eastAsia="Calibri"/>
-          <w:b w:val="0"/>
-          <w:i/>
-          <w:sz w:val="22"/>
+          <w:sz w:val="20"/>
         </w:rPr>
-        <w:t>Мезгил: 1860-жылдар (алгачкы жарым-жартылай синтетикалык пластмассалар); 1907-жыл (бакелит); 1930–1950-жылдардагы тез өнүгүү | Негизги өкүлдөр: Александр Паркс; Лео Бакеланд; Уоллес Карозерс жана DuPont компаниясынын нейлон тобу; кийинки мезгилдеги көптөгөн полимер химиктери</w:t>
+        <w:t>Мезгил: 1860-жылдар (алгачкы жарым синтетикалык пластмассалар); 1907-жыл (бакелит); 1930–1950-жылдардагы тез өсүш | Негизги салым кошкондор: Александр Паркс; Лео Бакеланд; Уоллес Карозерс жана DuPontтун нейлон тобу; кийинки көптөгөн полимер химиктери</w:t>
       </w:r>
     </w:p>
     <w:p>
       <w:pPr>
-        <w:spacing w:after="160" w:line="276" w:lineRule="auto"/>
+        <w:widowControl/>
       </w:pPr>
       <w:r>
-        <w:rPr>
-          <w:rFonts w:ascii="Calibri" w:hAnsi="Calibri" w:eastAsia="Calibri"/>
-          <w:b w:val="0"/>
-          <w:i w:val="0"/>
-          <w:sz w:val="22"/>
-        </w:rPr>
-        <w:t>Пластмассалар — полимер деп аталган узун молекулалардан түзүлгөн жана түрдүү калыпка келтириле турган материалдар. Синтетикалык пластмассалар көп буюмду арзан, жеңил жана бышык кылды, бирок дал ошол узакка чыдамдуулук айлана-чөйрөдө сакталып кала турган олуттуу таштанды көйгөйүн жаратты.</w:t>
+        <w:t>Пластмассалар полимер деп аталган узун молекулалардан түзүлгөн, форма берүүгө боло турган материалдар. Синтетикалык пластмассалар көп буюмду арзан, жеңил жана бышык кылган. Бирок ошол туруктуулук узакка сакталган олуттуу таштанды көйгөйүн жараткан.</w:t>
       </w:r>
     </w:p>
     <w:p>
       <w:pPr>
-        <w:keepNext/>
-        <w:spacing w:before="240" w:after="120"/>
+        <w:pStyle w:val="Heading1"/>
+        <w:widowControl/>
       </w:pPr>
       <w:r>
-        <w:rPr>
-          <w:rFonts w:ascii="Calibri" w:hAnsi="Calibri" w:eastAsia="Calibri"/>
-          <w:b/>
-          <w:i w:val="0"/>
-          <w:color w:val="004E8C"/>
-          <w:sz w:val="28"/>
-        </w:rPr>
-        <w:t>Негизги фактылар</w:t>
+        <w:t>Негизги маалыматтар</w:t>
       </w:r>
     </w:p>
     <w:p>
       <w:pPr>
         <w:pStyle w:val="ListBullet"/>
+        <w:widowControl/>
       </w:pPr>
       <w:r>
-        <w:rPr>
-          <w:rFonts w:ascii="Calibri" w:hAnsi="Calibri" w:eastAsia="Calibri"/>
-          <w:b w:val="0"/>
-          <w:i w:val="0"/>
-          <w:sz w:val="22"/>
-        </w:rPr>
-        <w:t>Александр Паркс 1862-жылы целлюлозадан жасалган паркезин пластмассасын көргөзмөгө койгон</w:t>
+        <w:t>Александр Паркс 1862-жылы целлюлозадан алынган паркезин пластмассасын көрсөткөн.</w:t>
       </w:r>
     </w:p>
     <w:p>
       <w:pPr>
         <w:pStyle w:val="ListBullet"/>
+        <w:widowControl/>
       </w:pPr>
       <w:r>
-        <w:rPr>
-          <w:rFonts w:ascii="Calibri" w:hAnsi="Calibri" w:eastAsia="Calibri"/>
-          <w:b w:val="0"/>
-          <w:i w:val="0"/>
-          <w:sz w:val="22"/>
-        </w:rPr>
-        <w:t>Лео Бакеланд 1907-жылы толугу менен синтетикалык алгачкы пластмасса — бакелитти патенттеген</w:t>
+        <w:t>Лео Бакеланд 1907-жылы алгачкы толук синтетикалык пластмасса — бакелитке — патент алган.</w:t>
       </w:r>
     </w:p>
     <w:p>
       <w:pPr>
         <w:pStyle w:val="ListBullet"/>
+        <w:widowControl/>
       </w:pPr>
       <w:r>
-        <w:rPr>
-          <w:rFonts w:ascii="Calibri" w:hAnsi="Calibri" w:eastAsia="Calibri"/>
-          <w:b w:val="0"/>
-          <w:i w:val="0"/>
-          <w:sz w:val="22"/>
-        </w:rPr>
-        <w:t>Уоллес Карозерс жана DuPont компаниясындагы тобу 1930-жылдары нейлонду иштеп чыккан</w:t>
+        <w:t>Уоллес Карозерс жана DuPont тобу 1930-жылдары нейлонду иштеп чыккан.</w:t>
       </w:r>
     </w:p>
     <w:p>
       <w:pPr>
         <w:pStyle w:val="ListBullet"/>
+        <w:widowControl/>
       </w:pPr>
       <w:r>
-        <w:rPr>
-          <w:rFonts w:ascii="Calibri" w:hAnsi="Calibri" w:eastAsia="Calibri"/>
-          <w:b w:val="0"/>
-          <w:i w:val="0"/>
-          <w:sz w:val="22"/>
-        </w:rPr>
-        <w:t>Полимерлер көп жолу кайталанган майда түзүлүш бирдиктеринен куралган узун молекулалар</w:t>
+        <w:t>Полимерлер көп кайталанган бирдиктерден турган узун молекулалар.</w:t>
       </w:r>
     </w:p>
     <w:p>
       <w:pPr>
         <w:pStyle w:val="ListBullet"/>
+        <w:widowControl/>
       </w:pPr>
       <w:r>
-        <w:rPr>
-          <w:rFonts w:ascii="Calibri" w:hAnsi="Calibri" w:eastAsia="Calibri"/>
-          <w:b w:val="0"/>
-          <w:i w:val="0"/>
-          <w:sz w:val="22"/>
-        </w:rPr>
-        <w:t>Пластмассаны пайдалуу кылган бышыктык анын калдыктарынын айлана-чөйрөдө узак сакталышына да себеп болот</w:t>
+        <w:t>Пластмассанын пайдалуу бышыктыгы анын таштандысын да узак сактайт.</w:t>
       </w:r>
     </w:p>
     <w:p>
       <w:pPr>
-        <w:keepNext/>
-        <w:spacing w:before="240" w:after="120"/>
+        <w:pStyle w:val="Heading1"/>
+        <w:widowControl/>
       </w:pPr>
       <w:r>
-        <w:rPr>
-          <w:rFonts w:ascii="Calibri" w:hAnsi="Calibri" w:eastAsia="Calibri"/>
-          <w:b/>
-          <w:i w:val="0"/>
-          <w:color w:val="004E8C"/>
-          <w:sz w:val="28"/>
-        </w:rPr>
-        <w:t>Бул эмне</w:t>
+        <w:t>Бул эмне?</w:t>
       </w:r>
     </w:p>
     <w:p>
       <w:pPr>
-        <w:spacing w:after="160" w:line="276" w:lineRule="auto"/>
+        <w:widowControl/>
       </w:pPr>
       <w:r>
-        <w:rPr>
-          <w:rFonts w:ascii="Calibri" w:hAnsi="Calibri" w:eastAsia="Calibri"/>
-          <w:b w:val="0"/>
-          <w:i w:val="0"/>
-          <w:sz w:val="22"/>
-        </w:rPr>
-        <w:t>Пластмасса — калыпка келтирилгенден кийин ошол формасын сактаган материал. Пластмассалардын көбү полимерлерден, башкача айтканда мономер деп аталган көптөгөн майда кайталанма бөлүктөрдөн түзүлгөн өтө узун молекулалардан турат. Муну көп шурудан тизилген мончокко салыштырууга болот, бирок чыныгы полимер чынжырлары бутактанып же бири-бири менен кайчылаш байланыша алат. Синтетикалык пластмассалар өсүмдүк же жаныбардан даяр алынбай, химиялык жол менен өндүрүлөт. Жылуулук менен басым аркылуу алардан бөтөлкө, була, жука кабык, көбүк жана машина тетиктери жасалат.</w:t>
+        <w:t>Пластмассага форма берип, кийин ошол формасын сактоого болот. Көпчүлүгү полимерлерден — мономер деп аталган майда кайталанган бирдиктерден түзүлгөн узун молекулалардан — турат. Бул көп мончокту бириктирген шуруга окшош, бирок чыныгы чынжыр бутактанып, бири-бирине туурасынан байланышы да мүмкүн. Синтетикалык пластмасса өсүмдүктөн же жаныбардан даяр алынбай, химиялык процесс менен жасалат. Ысык жана басым аны бөтөлкөгө, булага, пленкага, көбүккө же машина тетигине айландырат.</w:t>
       </w:r>
     </w:p>
     <w:p>
       <w:pPr>
-        <w:keepNext/>
-        <w:spacing w:before="240" w:after="120"/>
+        <w:pStyle w:val="Heading1"/>
+        <w:widowControl/>
       </w:pPr>
       <w:r>
-        <w:rPr>
-          <w:rFonts w:ascii="Calibri" w:hAnsi="Calibri" w:eastAsia="Calibri"/>
-          <w:b/>
-          <w:i w:val="0"/>
-          <w:color w:val="004E8C"/>
-          <w:sz w:val="28"/>
-        </w:rPr>
-        <w:t>Аны ким ачкан же ойлоп тапкан</w:t>
+        <w:t xml:space="preserve">Ким ойлоп тапкан</w:t>
       </w:r>
     </w:p>
     <w:p>
       <w:pPr>
-        <w:spacing w:after="160" w:line="276" w:lineRule="auto"/>
+        <w:widowControl/>
       </w:pPr>
       <w:r>
-        <w:rPr>
-          <w:rFonts w:ascii="Calibri" w:hAnsi="Calibri" w:eastAsia="Calibri"/>
-          <w:b w:val="0"/>
-          <w:i w:val="0"/>
-          <w:sz w:val="22"/>
-        </w:rPr>
-        <w:t>Пластмассалардын бардык түрүн бир эле адам ойлоп тапкан эмес. Александр Паркс 1862-жылы өзгөртүлгөн целлюлозадан алынган паркезинди коомчулукка көрсөткөн. Лео Бакеланд 1907-жылы бакелитти жараткан. Ал табигый полимерден эмес, толугу менен жасалма химиялык заттардан алынгандыктан, алгачкы толук синтетикалык пластмасса деп эсептелет. 1930-жылдары Уоллес Карозерс DuPont компаниясында нейлонду иштеп чыккан чоң топту жетектеген. Башка химиктер полиэтилен, поливинилхлорид, полистирол, полиэстер жана дагы көптөгөн материалдарды жаратышкан.</w:t>
+        <w:t>Бардык пластмассаны бир адам ойлоп тапкан эмес. Александр Паркс 1862-жылы өзгөртүлгөн целлюлозадан паркезин көрсөткөн. Лео Бакеланд 1907-жылы бакелит жараткан. Табигый полимерден эмес, толугу менен өндүрүлгөн химиялык заттардан жасалганы үчүн ал көп учурда алгачкы толук синтетикалык пластмасса деп аталат. 1930-жылдары Уоллес Карозерс DuPontто нейлон берген изилдөөнү жетектеген; чоң топтун салымы да маанилүү болгон. Башка химиктер полиэтиленди, поливинилхлоридди — PVCни, полистиролду, полиэстерди жана башка материалдарды өнүктүргөн.</w:t>
       </w:r>
     </w:p>
     <w:p>
       <w:pPr>
-        <w:keepNext/>
-        <w:spacing w:before="240" w:after="120"/>
+        <w:pStyle w:val="Heading1"/>
+        <w:widowControl/>
       </w:pPr>
       <w:r>
-        <w:rPr>
-          <w:rFonts w:ascii="Calibri" w:hAnsi="Calibri" w:eastAsia="Calibri"/>
-          <w:b/>
-          <w:i w:val="0"/>
-          <w:color w:val="004E8C"/>
-          <w:sz w:val="28"/>
-        </w:rPr>
-        <w:t>Качан жана кантип пайда болгон</w:t>
+        <w:t>Качан жана кантип пайда болгон?</w:t>
       </w:r>
     </w:p>
     <w:p>
       <w:pPr>
-        <w:spacing w:after="160" w:line="276" w:lineRule="auto"/>
+        <w:widowControl/>
       </w:pPr>
       <w:r>
-        <w:rPr>
-          <w:rFonts w:ascii="Calibri" w:hAnsi="Calibri" w:eastAsia="Calibri"/>
-          <w:b w:val="0"/>
-          <w:i w:val="0"/>
-          <w:sz w:val="22"/>
-        </w:rPr>
-        <w:t>Алгачкы пластмассалар пил сөөгү, таш бака сооту, шеллак жана жибек сыяктуу таңсык же кымбат материалдардын ордун баскан. Бакелит электр өнөр жайына керектүү ысыкка чыдамдуу изолятор катары да колдонулган. Органикалык химиянын өнүгүшү жана мунай менен газдан алынган чийки заттын жеткиликтүүлүгү өндүрүштүн тез өсүшүнө шарт түздү. Эки дүйнөлүк согуш синтетикалык каучукка, булаларга жана жеңил тетиктерге суроо-талапты күчөттү. Экинчи дүйнөлүк согуштан кийин ири заводдор менен керектөө рыногу үйлөрдү жана дүкөндөрдү пластмасса буюмдарга, анын ичинде бир жолу колдонулуп ыргытылуучу өнүмдөргө толтурду.</w:t>
+        <w:t>Алгачкы пластмассалар пил сөөгү, ташбаканын кабыгы, шеллак жана жибек сыяктуу сейрек же кымбат материалды алмаштырган. Бакелит электр өнөр жайына ысыкка чыдамдуу изолятор берген. Органикалык химиянын өсүшү жана мунай-газ чийки заты тез өнүгүүгө шарт түзгөн. Эки дүйнөлүк согуш синтетикалык резинага, булага жана жеңил тетикке талапты өстүргөн. Экинчи дүйнөлүк согуштан кийин ири фабрика жана керектөө базары үй менен дүкөндү пластикке, анын ичинде бир жолу колдонулуп ташталуучу буюмдарга толтурган.</w:t>
       </w:r>
     </w:p>
     <w:p>
       <w:pPr>
-        <w:keepNext/>
-        <w:spacing w:before="240" w:after="120"/>
+        <w:pStyle w:val="Heading1"/>
+        <w:widowControl/>
       </w:pPr>
       <w:r>
-        <w:rPr>
-          <w:rFonts w:ascii="Calibri" w:hAnsi="Calibri" w:eastAsia="Calibri"/>
-          <w:b/>
-          <w:i w:val="0"/>
-          <w:color w:val="004E8C"/>
-          <w:sz w:val="28"/>
-        </w:rPr>
-        <w:t>Илимий жактан мааниси</w:t>
+        <w:t>Илим үчүн мааниси</w:t>
       </w:r>
     </w:p>
     <w:p>
       <w:pPr>
-        <w:spacing w:after="160" w:line="276" w:lineRule="auto"/>
+        <w:widowControl/>
       </w:pPr>
       <w:r>
-        <w:rPr>
-          <w:rFonts w:ascii="Calibri" w:hAnsi="Calibri" w:eastAsia="Calibri"/>
-          <w:b w:val="0"/>
-          <w:i w:val="0"/>
-          <w:sz w:val="22"/>
-        </w:rPr>
-        <w:t>Полимерлер жөнүндөгү илим молекуланын түзүлүшү материалдын касиетине кандай таасир этерин ачты. Чынжырдын узундугу, бутактары, кайчылаш байланыштары жана чынжырлардын ортосундагы күчтөр пластмассанын жумшак, бекем, тунук же ысыкка чыдамдуу болушун аныктайт. Жөнөкөй айтканда, молекулалык өрүмдү өзгөртүү менен кездеменин сапатын өзгөртүүгө болот. Окумуштуулар табиятта даяр турган заттардын арасынан гана тандабастан, белгилүү бир милдетке ылайыктуу материалды атайын долбоорлоону үйрөнүштү. Ошол эле учурда химиялык туруктуулук калдыктарды башкаруу тутумунан сыртка чыкканда экологиялык көйгөйгө айланарын түшүнүштү.</w:t>
+        <w:t>Полимер илими молекуланын формасын материалдын касиетине байланыштырган. Чынжырдын узундугу, бутактануусу, туурасынан байланыштары жана чынжырлар арасындагы күчтөр пластмассанын жумшак, бышык, тунук же ысыкка чыдамдуу болушун аныктайт. Молекулалык өрүм өзгөрсө, материал да өзгөрөт. Окумуштуулар табияттагы заттан тандоо менен гана чектелбей, белгилүү ишке материал долбоорлоону үйрөнгөн. Ошол эле учурда буюм таштанды системасынан чыгып кетсе, химиялык туруктуулук экологиялык көйгөйгө айланарын түшүнгөн.</w:t>
       </w:r>
     </w:p>
     <w:p>
       <w:pPr>
-        <w:keepNext/>
-        <w:spacing w:before="240" w:after="120"/>
+        <w:pStyle w:val="Heading1"/>
+        <w:widowControl/>
       </w:pPr>
       <w:r>
-        <w:rPr>
-          <w:rFonts w:ascii="Calibri" w:hAnsi="Calibri" w:eastAsia="Calibri"/>
-          <w:b/>
-          <w:i w:val="0"/>
-          <w:color w:val="004E8C"/>
-          <w:sz w:val="28"/>
-        </w:rPr>
-        <w:t>Кийинки өнүгүүлөргө тийгизген таасири</w:t>
+        <w:t>Кийинки өнүгүүгө тийгизген таасири</w:t>
       </w:r>
     </w:p>
     <w:p>
       <w:pPr>
-        <w:spacing w:after="160" w:line="276" w:lineRule="auto"/>
+        <w:widowControl/>
       </w:pPr>
       <w:r>
-        <w:rPr>
-          <w:rFonts w:ascii="Calibri" w:hAnsi="Calibri" w:eastAsia="Calibri"/>
-          <w:b w:val="0"/>
-          <w:i w:val="0"/>
-          <w:sz w:val="22"/>
-        </w:rPr>
-        <w:t>Синтетикалык полимерлер суудан коргоочу кабыктарды, кийим булаларын, жылуулоо материалдарын, желимдерди, медициналык импланттарды, коргоочу жабдууларды жана жеңил композиттерди жаратууга жол ачты. Пластик таңгак сынып-төгүлүүнү азайтып, азык-түлүктү узагыраак сактоого жардам берет. Электрондук жабдуулар пластмасса изоляциясыз жана корпустарсыз иштей албайт. Кийинчерээк кайра иштетүү ыкмалары, өсүмдүктөн алынган чийки зат жана белгилүү шартта ажырай турган полимерлер иштелип чыкты. Алар айрым учурларда пайдалуу болгону менен, аралаш материалдар, кошулмалар, булгануу жана чогултуу чыгымы пластмассаны кайра иштетүүнү дагы эле кыйындатат.</w:t>
+        <w:t>Синтетикалык полимерлер суу өткөрбөс пленкага, кийим булага, жылуулоо жана изоляцияга, желимге, медициналык имплантка, коргоочу жабдыкка жана жеңил курама материалга жол ачкан. Пластик таңгак сыныкты азайтып, азыктын узак сакталуусуна жардам бере алат. Электроника пластик изоляцияга жана корпуска таянат. Кийин кайра иштетүү, өсүмдүк чийки заты жана белгилүү шартта ажыроочу полимерлер өнүккөн. Алар айрым жерде жардам берет, бирок аралаш материал, кошулма, булгануу жана жыйноо чыгымы кайра иштетүүнү кыйындатат.</w:t>
       </w:r>
     </w:p>
     <w:p>
       <w:pPr>
-        <w:keepNext/>
-        <w:spacing w:before="240" w:after="120"/>
+        <w:pStyle w:val="Heading1"/>
+        <w:widowControl/>
       </w:pPr>
       <w:r>
-        <w:rPr>
-          <w:rFonts w:ascii="Calibri" w:hAnsi="Calibri" w:eastAsia="Calibri"/>
-          <w:b/>
-          <w:i w:val="0"/>
-          <w:color w:val="004E8C"/>
-          <w:sz w:val="28"/>
-        </w:rPr>
-        <w:t>Адамдардын жашоосун кантип өзгөрткөн</w:t>
+        <w:t>Адамдардын жашоосун кантип өзгөрткөн?</w:t>
       </w:r>
     </w:p>
     <w:p>
       <w:pPr>
-        <w:spacing w:after="160" w:line="276" w:lineRule="auto"/>
+        <w:widowControl/>
       </w:pPr>
       <w:r>
-        <w:rPr>
-          <w:rFonts w:ascii="Calibri" w:hAnsi="Calibri" w:eastAsia="Calibri"/>
-          <w:b w:val="0"/>
-          <w:i w:val="0"/>
-          <w:sz w:val="22"/>
-        </w:rPr>
-        <w:t>Пластмассалар көптөгөн буюмдарды жеңил, коопсуз жана арзан кылды. Стерилдүү шприцтер, кан сактоочу баштыктар, каскалар, суу түтүктөрү, тамак-аш оромдору жана телефондун кабы — алардын канчалык кеңири пайдалуу экенинин мисалдары. Бирок тез эле керектен чыккан буюмдар айлана-чөйрөдө ондогон жыл же андан да узак сакталат. Күн нуру менен сүрүлүү чоң бөлүктөрдү өлчөмү беш миллиметрден кичине микропластиктерге майдалайт, бирок аларды сөзсүз жок кылбайт. Пластик азыр дарыяларда, океандарда, топуракта, жаныбарларда жана адамдын организминде кездешет. Коом анын пайдасын сактап, ашыкча колдонууну, зыяндуу кошулмаларды жана табиятка тараган таштандыны азайтууга тийиш.</w:t>
+        <w:t>Пластмасса көп буюмду жеңил, коопсуз жана жеткиликтүү кылган. Стерилдүү шприц, кан баштыгы, туулга, суу түтүгү, азык оромо жана телефон кабы анын баалуулугун көрсөтөт. Бирок кыска колдонулган буюм айлана-чөйрөдө ондогон жыл же андан узак калышы мүмкүн. Күн нуру менен эскирүү чоң бөлүктү беш миллиметрден кичине микропластикке майдалайт, бирок аны сөзсүз жок кылбайт. Пластик дарыя, океан, топурак, жаныбар жана адам денеси аркылуу өтөт. Коом пайдасын сактап, ашыкча колдонууну, зыяндуу кошулманы жана айланага чыккан таштандыны азайтууга тийиш.</w:t>
       </w:r>
     </w:p>
     <w:p>
       <w:pPr>
-        <w:keepNext/>
-        <w:spacing w:before="240" w:after="120"/>
+        <w:pStyle w:val="Heading1"/>
+        <w:widowControl/>
       </w:pPr>
       <w:r>
-        <w:rPr>
-          <w:rFonts w:ascii="Calibri" w:hAnsi="Calibri" w:eastAsia="Calibri"/>
-          <w:b/>
-          <w:i w:val="0"/>
-          <w:color w:val="004E8C"/>
-          <w:sz w:val="28"/>
-        </w:rPr>
-        <w:t>Булактар жана шилтемелер</w:t>
+        <w:t>Булактар жана кошумча окуу</w:t>
       </w:r>
     </w:p>
     <w:p>
       <w:pPr>
-        <w:keepNext/>
-        <w:spacing w:before="240" w:after="120"/>
+        <w:pStyle w:val="Heading2"/>
+        <w:widowControl/>
       </w:pPr>
       <w:r>
         <w:rPr>
-          <w:rFonts w:ascii="Calibri" w:hAnsi="Calibri" w:eastAsia="Calibri"/>
-          <w:b/>
-          <w:i w:val="0"/>
-          <w:color w:val="004E8C"/>
-          <w:sz w:val="24"/>
+          <w:sz w:val="20"/>
         </w:rPr>
-        <w:t>C. Мекемелердин материалдары жана энциклопедиялык булактар</w:t>
+        <w:t>Уюмдардын жана энциклопедиялардын материалдары</w:t>
       </w:r>
     </w:p>
     <w:p>
       <w:pPr>
-        <w:spacing w:after="80"/>
-        <w:ind w:left="360"/>
+        <w:widowControl/>
       </w:pPr>
       <w:r>
         <w:rPr>
-          <w:rFonts w:ascii="Calibri" w:hAnsi="Calibri" w:eastAsia="Calibri"/>
-          <w:b w:val="0"/>
-          <w:i w:val="0"/>
-          <w:sz w:val="22"/>
+          <w:sz w:val="20"/>
         </w:rPr>
-        <w:t>1. Science History Institute. «Пластмассалардын тарыхы жана келечеги».</w:t>
-      </w:r>
-      <w:r>
-        <w:rPr>
-          <w:rFonts w:ascii="Calibri" w:hAnsi="Calibri" w:eastAsia="Calibri"/>
-          <w:b w:val="0"/>
-          <w:i w:val="0"/>
-          <w:sz w:val="22"/>
-        </w:rPr>
-        <w:t xml:space="preserve"> </w:t>
+        <w:t xml:space="preserve">1. Science History Institute. 'The History and Future of Plastics.' </w:t>
       </w:r>
       <w:hyperlink r:id="rId9">
         <w:r>
           <w:rPr>
-            <w:rFonts w:ascii="Calibri" w:hAnsi="Calibri" w:eastAsia="Calibri"/>
-            <w:b w:val="0"/>
-            <w:i w:val="0"/>
-            <w:sz w:val="22"/>
-            <w:color w:val="0563C1"/>
-            <w:u w:val="single"/>
+            <w:sz w:val="20"/>
           </w:rPr>
           <w:t>https://www.sciencehistory.org/education/classroom-activities/role-playing-games/case-of-plastics/history-and-future-of-plastics/</w:t>
         </w:r>
       </w:hyperlink>
+      <w:r>
+        <w:rPr>
+          <w:sz w:val="20"/>
+        </w:rPr>
+      </w:r>
     </w:p>
     <w:p>
       <w:pPr>
-        <w:spacing w:after="80"/>
-        <w:ind w:left="360"/>
+        <w:widowControl/>
       </w:pPr>
       <w:r>
         <w:rPr>
-          <w:rFonts w:ascii="Calibri" w:hAnsi="Calibri" w:eastAsia="Calibri"/>
-          <w:b w:val="0"/>
-          <w:i w:val="0"/>
-          <w:sz w:val="22"/>
+          <w:sz w:val="20"/>
         </w:rPr>
-        <w:t>2. Encyclopaedia Britannica. «Пластмасса».</w:t>
-      </w:r>
-      <w:r>
-        <w:rPr>
-          <w:rFonts w:ascii="Calibri" w:hAnsi="Calibri" w:eastAsia="Calibri"/>
-          <w:b w:val="0"/>
-          <w:i w:val="0"/>
-          <w:sz w:val="22"/>
-        </w:rPr>
-        <w:t xml:space="preserve"> </w:t>
+        <w:t xml:space="preserve">2. Encyclopaedia Britannica. 'Plastic.' </w:t>
       </w:r>
       <w:hyperlink r:id="rId10">
         <w:r>
           <w:rPr>
-            <w:rFonts w:ascii="Calibri" w:hAnsi="Calibri" w:eastAsia="Calibri"/>
-            <w:b w:val="0"/>
-            <w:i w:val="0"/>
-            <w:sz w:val="22"/>
-            <w:color w:val="0563C1"/>
-            <w:u w:val="single"/>
+            <w:sz w:val="20"/>
           </w:rPr>
           <w:t>https://www.britannica.com/science/plastic</w:t>
         </w:r>
       </w:hyperlink>
+      <w:r>
+        <w:rPr>
+          <w:sz w:val="20"/>
+        </w:rPr>
+      </w:r>
     </w:p>
     <w:p>
       <w:pPr>
-        <w:spacing w:after="80"/>
-        <w:ind w:left="360"/>
+        <w:widowControl/>
       </w:pPr>
       <w:r>
         <w:rPr>
-          <w:rFonts w:ascii="Calibri" w:hAnsi="Calibri" w:eastAsia="Calibri"/>
-          <w:b w:val="0"/>
-          <w:i w:val="0"/>
-          <w:sz w:val="22"/>
+          <w:sz w:val="20"/>
         </w:rPr>
-        <w:t>3. United Nations Environment Programme. «Пластик менен булгануу».</w:t>
-      </w:r>
-      <w:r>
-        <w:rPr>
-          <w:rFonts w:ascii="Calibri" w:hAnsi="Calibri" w:eastAsia="Calibri"/>
-          <w:b w:val="0"/>
-          <w:i w:val="0"/>
-          <w:sz w:val="22"/>
-        </w:rPr>
-        <w:t xml:space="preserve"> </w:t>
+        <w:t xml:space="preserve">3. United Nations Environment Programme. 'Plastic pollution.' </w:t>
       </w:r>
       <w:hyperlink r:id="rId11">
         <w:r>
           <w:rPr>
-            <w:rFonts w:ascii="Calibri" w:hAnsi="Calibri" w:eastAsia="Calibri"/>
-            <w:b w:val="0"/>
-            <w:i w:val="0"/>
-            <w:sz w:val="22"/>
-            <w:color w:val="0563C1"/>
-            <w:u w:val="single"/>
+            <w:sz w:val="20"/>
           </w:rPr>
           <w:t>https://www.unep.org/plastic-pollution</w:t>
         </w:r>
       </w:hyperlink>
-    </w:p>
-    <w:p>
-      <w:pPr>
-        <w:keepNext/>
-        <w:spacing w:before="240" w:after="120"/>
-      </w:pPr>
       <w:r>
         <w:rPr>
-          <w:rFonts w:ascii="Calibri" w:hAnsi="Calibri" w:eastAsia="Calibri"/>
-          <w:b/>
-          <w:i w:val="0"/>
-          <w:color w:val="004E8C"/>
-          <w:sz w:val="24"/>
+          <w:sz w:val="20"/>
         </w:rPr>
-        <w:t>G. Космос агенттиктеринин, лабораториялардын жана илимий уюмдардын материалдары</w:t>
       </w:r>
     </w:p>
     <w:p>
       <w:pPr>
-        <w:spacing w:after="80"/>
-        <w:ind w:left="360"/>
+        <w:pStyle w:val="Heading2"/>
+        <w:widowControl/>
       </w:pPr>
       <w:r>
         <w:rPr>
-          <w:rFonts w:ascii="Calibri" w:hAnsi="Calibri" w:eastAsia="Calibri"/>
-          <w:b w:val="0"/>
-          <w:i w:val="0"/>
-          <w:sz w:val="22"/>
+          <w:sz w:val="20"/>
         </w:rPr>
-        <w:t>1. National Oceanic and Atmospheric Administration. «Микропластиктер деген эмне?».</w:t>
+        <w:t>Илимий уюмдар</w:t>
       </w:r>
+    </w:p>
+    <w:p>
+      <w:pPr>
+        <w:widowControl/>
+      </w:pPr>
       <w:r>
         <w:rPr>
-          <w:rFonts w:ascii="Calibri" w:hAnsi="Calibri" w:eastAsia="Calibri"/>
-          <w:b w:val="0"/>
-          <w:i w:val="0"/>
-          <w:sz w:val="22"/>
+          <w:sz w:val="20"/>
         </w:rPr>
-        <w:t xml:space="preserve"> </w:t>
+        <w:t xml:space="preserve">1. National Oceanic and Atmospheric Administration. 'What are microplastics?' </w:t>
       </w:r>
       <w:hyperlink r:id="rId12">
         <w:r>
           <w:rPr>
-            <w:rFonts w:ascii="Calibri" w:hAnsi="Calibri" w:eastAsia="Calibri"/>
-            <w:b w:val="0"/>
-            <w:i w:val="0"/>
-            <w:sz w:val="22"/>
-            <w:color w:val="0563C1"/>
-            <w:u w:val="single"/>
+            <w:sz w:val="20"/>
           </w:rPr>
           <w:t>https://oceanservice.noaa.gov/facts/microplastics.html</w:t>
         </w:r>
       </w:hyperlink>
+      <w:r>
+        <w:rPr>
+          <w:sz w:val="20"/>
+        </w:rPr>
+      </w:r>
     </w:p>
     <w:sectPr>
-      <w:pgSz w:w="12240" w:h="15840"/>
-      <w:pgMar w:top="1296" w:right="1440" w:bottom="1296" w:left="1440" w:header="720" w:footer="720" w:gutter="0"/>
+      <w:footerReference w:type="default" r:id="rId13"/>
+      <w:pgSz w:w="11906" w:h="16838"/>
+      <w:pgMar w:top="1020" w:right="1134" w:bottom="1020" w:left="1134" w:header="720" w:footer="720" w:gutter="0"/>
       <w:cols w:space="720"/>
       <w:docGrid w:linePitch="360"/>
     </w:sectPr>
   </w:body>
 </w:document>
+</file>
+
+<file path=word/footer1.xml><?xml version="1.0" encoding="utf-8"?>
+<w:ftr xmlns:m="http://schemas.openxmlformats.org/officeDocument/2006/math" xmlns:mc="http://schemas.openxmlformats.org/markup-compatibility/2006" xmlns:mo="http://schemas.microsoft.com/office/mac/office/2008/main" xmlns:mv="urn:schemas-microsoft-com:mac:vml" xmlns:o="urn:schemas-microsoft-com:office:office" xmlns:r="http://schemas.openxmlformats.org/officeDocument/2006/relationships" xmlns:v="urn:schemas-microsoft-com:vml" xmlns:w10="urn:schemas-microsoft-com:office:word" xmlns:w14="http://schemas.microsoft.com/office/word/2010/wordml" xmlns:w="http://schemas.openxmlformats.org/wordprocessingml/2006/main" xmlns:wne="http://schemas.microsoft.com/office/word/2006/wordml" xmlns:wp14="http://schemas.microsoft.com/office/word/2010/wordprocessingDrawing" xmlns:wp="http://schemas.openxmlformats.org/drawingml/2006/wordprocessingDrawing" xmlns:wpc="http://schemas.microsoft.com/office/word/2010/wordprocessingCanvas" xmlns:wpg="http://schemas.microsoft.com/office/word/2010/wordprocessingGroup" xmlns:wpi="http://schemas.microsoft.com/office/word/2010/wordprocessingInk" xmlns:wps="http://schemas.microsoft.com/office/word/2010/wordprocessingShape" mc:Ignorable="w14 wp14">
+  <w:p>
+    <w:pPr>
+      <w:pStyle w:val="Footer"/>
+      <w:jc w:val="right"/>
+    </w:pPr>
+    <w:fldSimple w:instr="PAGE"/>
+  </w:p>
+</w:ftr>
 </file>
 
 <file path=word/numbering.xml><?xml version="1.0" encoding="utf-8"?>
@@ -741,7 +559,7 @@
   <w:docDefaults>
     <w:rPrDefault>
       <w:rPr>
-        <w:rFonts w:asciiTheme="minorHAnsi" w:eastAsiaTheme="minorEastAsia" w:hAnsiTheme="minorHAnsi" w:cstheme="minorBidi"/>
+        <w:rFonts/>
         <w:sz w:val="22"/>
         <w:szCs w:val="22"/>
         <w:lang w:val="en-US" w:eastAsia="en-US" w:bidi="ar-SA"/>
@@ -896,6 +714,15 @@
     <w:name w:val="Normal"/>
     <w:qFormat/>
     <w:rsid w:val="00FC693F"/>
+    <w:pPr>
+      <w:spacing w:after="120" w:line="259" w:lineRule="auto"/>
+    </w:pPr>
+    <w:rPr>
+      <w:rFonts w:ascii="Times New Roman" w:hAnsi="Times New Roman"/>
+      <w:color w:val="000000"/>
+      <w:sz w:val="24"/>
+      <w:lang w:val="ky-KG"/>
+    </w:rPr>
   </w:style>
   <w:style w:type="paragraph" w:styleId="Header">
     <w:name w:val="header"/>
@@ -952,16 +779,17 @@
     <w:pPr>
       <w:keepNext/>
       <w:keepLines/>
-      <w:spacing w:before="480" w:after="0"/>
+      <w:spacing w:before="480" w:after="120" w:line="259" w:lineRule="auto"/>
       <w:outlineLvl w:val="0"/>
     </w:pPr>
     <w:rPr>
-      <w:rFonts w:asciiTheme="majorHAnsi" w:eastAsiaTheme="majorEastAsia" w:hAnsiTheme="majorHAnsi" w:cstheme="majorBidi"/>
+      <w:rFonts w:ascii="Times New Roman" w:hAnsi="Times New Roman"/>
       <w:b/>
       <w:bCs/>
-      <w:color w:val="365F91" w:themeColor="accent1" w:themeShade="BF"/>
-      <w:sz w:val="28"/>
+      <w:color w:val="000000"/>
+      <w:sz w:val="26"/>
       <w:szCs w:val="28"/>
+      <w:lang w:val="ky-KG"/>
     </w:rPr>
   </w:style>
   <w:style w:type="paragraph" w:styleId="Heading2">
@@ -976,16 +804,17 @@
     <w:pPr>
       <w:keepNext/>
       <w:keepLines/>
-      <w:spacing w:before="200" w:after="0"/>
+      <w:spacing w:before="200" w:after="120" w:line="259" w:lineRule="auto"/>
       <w:outlineLvl w:val="1"/>
     </w:pPr>
     <w:rPr>
-      <w:rFonts w:asciiTheme="majorHAnsi" w:eastAsiaTheme="majorEastAsia" w:hAnsiTheme="majorHAnsi" w:cstheme="majorBidi"/>
+      <w:rFonts w:ascii="Times New Roman" w:hAnsi="Times New Roman"/>
       <w:b/>
       <w:bCs/>
-      <w:color w:val="4F81BD" w:themeColor="accent1"/>
+      <w:color w:val="000000"/>
       <w:sz w:val="26"/>
       <w:szCs w:val="26"/>
+      <w:lang w:val="ky-KG"/>
     </w:rPr>
   </w:style>
   <w:style w:type="paragraph" w:styleId="Heading3">
@@ -1004,7 +833,7 @@
       <w:outlineLvl w:val="2"/>
     </w:pPr>
     <w:rPr>
-      <w:rFonts w:asciiTheme="majorHAnsi" w:eastAsiaTheme="majorEastAsia" w:hAnsiTheme="majorHAnsi" w:cstheme="majorBidi"/>
+      <w:rFonts/>
       <w:b/>
       <w:bCs/>
       <w:color w:val="4F81BD" w:themeColor="accent1"/>
@@ -1027,7 +856,7 @@
       <w:outlineLvl w:val="3"/>
     </w:pPr>
     <w:rPr>
-      <w:rFonts w:asciiTheme="majorHAnsi" w:eastAsiaTheme="majorEastAsia" w:hAnsiTheme="majorHAnsi" w:cstheme="majorBidi"/>
+      <w:rFonts/>
       <w:b/>
       <w:bCs/>
       <w:i/>
@@ -1052,7 +881,7 @@
       <w:outlineLvl w:val="4"/>
     </w:pPr>
     <w:rPr>
-      <w:rFonts w:asciiTheme="majorHAnsi" w:eastAsiaTheme="majorEastAsia" w:hAnsiTheme="majorHAnsi" w:cstheme="majorBidi"/>
+      <w:rFonts/>
       <w:color w:val="243F60" w:themeColor="accent1" w:themeShade="7F"/>
     </w:rPr>
   </w:style>
@@ -1073,7 +902,7 @@
       <w:outlineLvl w:val="5"/>
     </w:pPr>
     <w:rPr>
-      <w:rFonts w:asciiTheme="majorHAnsi" w:eastAsiaTheme="majorEastAsia" w:hAnsiTheme="majorHAnsi" w:cstheme="majorBidi"/>
+      <w:rFonts/>
       <w:i/>
       <w:iCs/>
       <w:color w:val="243F60" w:themeColor="accent1" w:themeShade="7F"/>
@@ -1096,7 +925,7 @@
       <w:outlineLvl w:val="6"/>
     </w:pPr>
     <w:rPr>
-      <w:rFonts w:asciiTheme="majorHAnsi" w:eastAsiaTheme="majorEastAsia" w:hAnsiTheme="majorHAnsi" w:cstheme="majorBidi"/>
+      <w:rFonts/>
       <w:i/>
       <w:iCs/>
       <w:color w:val="404040" w:themeColor="text1" w:themeTint="BF"/>
@@ -1119,7 +948,7 @@
       <w:outlineLvl w:val="7"/>
     </w:pPr>
     <w:rPr>
-      <w:rFonts w:asciiTheme="majorHAnsi" w:eastAsiaTheme="majorEastAsia" w:hAnsiTheme="majorHAnsi" w:cstheme="majorBidi"/>
+      <w:rFonts/>
       <w:color w:val="4F81BD" w:themeColor="accent1"/>
       <w:sz w:val="20"/>
       <w:szCs w:val="20"/>
@@ -1142,7 +971,7 @@
       <w:outlineLvl w:val="8"/>
     </w:pPr>
     <w:rPr>
-      <w:rFonts w:asciiTheme="majorHAnsi" w:eastAsiaTheme="majorEastAsia" w:hAnsiTheme="majorHAnsi" w:cstheme="majorBidi"/>
+      <w:rFonts/>
       <w:i/>
       <w:iCs/>
       <w:color w:val="404040" w:themeColor="text1" w:themeTint="BF"/>
@@ -1193,7 +1022,7 @@
     <w:uiPriority w:val="9"/>
     <w:rsid w:val="00FC693F"/>
     <w:rPr>
-      <w:rFonts w:asciiTheme="majorHAnsi" w:eastAsiaTheme="majorEastAsia" w:hAnsiTheme="majorHAnsi" w:cstheme="majorBidi"/>
+      <w:rFonts/>
       <w:b/>
       <w:bCs/>
       <w:color w:val="365F91" w:themeColor="accent1" w:themeShade="BF"/>
@@ -1208,7 +1037,7 @@
     <w:uiPriority w:val="9"/>
     <w:rsid w:val="00FC693F"/>
     <w:rPr>
-      <w:rFonts w:asciiTheme="majorHAnsi" w:eastAsiaTheme="majorEastAsia" w:hAnsiTheme="majorHAnsi" w:cstheme="majorBidi"/>
+      <w:rFonts/>
       <w:b/>
       <w:bCs/>
       <w:color w:val="4F81BD" w:themeColor="accent1"/>
@@ -1223,7 +1052,7 @@
     <w:uiPriority w:val="9"/>
     <w:rsid w:val="00FC693F"/>
     <w:rPr>
-      <w:rFonts w:asciiTheme="majorHAnsi" w:eastAsiaTheme="majorEastAsia" w:hAnsiTheme="majorHAnsi" w:cstheme="majorBidi"/>
+      <w:rFonts/>
       <w:b/>
       <w:bCs/>
       <w:color w:val="4F81BD" w:themeColor="accent1"/>
@@ -1238,19 +1067,17 @@
     <w:qFormat/>
     <w:rsid w:val="00FC693F"/>
     <w:pPr>
-      <w:pBdr>
-        <w:bottom w:val="single" w:sz="8" w:space="4" w:color="4F81BD" w:themeColor="accent1"/>
-      </w:pBdr>
-      <w:spacing w:after="300" w:line="240" w:lineRule="auto"/>
+      <w:spacing w:after="120" w:line="259" w:lineRule="auto"/>
       <w:contextualSpacing/>
     </w:pPr>
     <w:rPr>
-      <w:rFonts w:asciiTheme="majorHAnsi" w:eastAsiaTheme="majorEastAsia" w:hAnsiTheme="majorHAnsi" w:cstheme="majorBidi"/>
-      <w:color w:val="17365D" w:themeColor="text2" w:themeShade="BF"/>
+      <w:rFonts w:ascii="Times New Roman" w:hAnsi="Times New Roman"/>
+      <w:color w:val="000000"/>
       <w:spacing w:val="5"/>
       <w:kern w:val="28"/>
-      <w:sz w:val="52"/>
+      <w:sz w:val="40"/>
       <w:szCs w:val="52"/>
+      <w:lang w:val="ky-KG"/>
     </w:rPr>
   </w:style>
   <w:style w:type="character" w:customStyle="1" w:styleId="TitleChar">
@@ -1260,7 +1087,7 @@
     <w:uiPriority w:val="10"/>
     <w:rsid w:val="00FC693F"/>
     <w:rPr>
-      <w:rFonts w:asciiTheme="majorHAnsi" w:eastAsiaTheme="majorEastAsia" w:hAnsiTheme="majorHAnsi" w:cstheme="majorBidi"/>
+      <w:rFonts/>
       <w:color w:val="17365D" w:themeColor="text2" w:themeShade="BF"/>
       <w:spacing w:val="5"/>
       <w:kern w:val="28"/>
@@ -1282,7 +1109,7 @@
       </w:numPr>
     </w:pPr>
     <w:rPr>
-      <w:rFonts w:asciiTheme="majorHAnsi" w:eastAsiaTheme="majorEastAsia" w:hAnsiTheme="majorHAnsi" w:cstheme="majorBidi"/>
+      <w:rFonts/>
       <w:i/>
       <w:iCs/>
       <w:color w:val="4F81BD" w:themeColor="accent1"/>
@@ -1298,7 +1125,7 @@
     <w:uiPriority w:val="11"/>
     <w:rsid w:val="00FC693F"/>
     <w:rPr>
-      <w:rFonts w:asciiTheme="majorHAnsi" w:eastAsiaTheme="majorEastAsia" w:hAnsiTheme="majorHAnsi" w:cstheme="majorBidi"/>
+      <w:rFonts/>
       <w:i/>
       <w:iCs/>
       <w:color w:val="4F81BD" w:themeColor="accent1"/>
@@ -1423,8 +1250,15 @@
       <w:numPr>
         <w:numId w:val="1"/>
       </w:numPr>
+      <w:spacing w:after="120" w:line="259" w:lineRule="auto"/>
       <w:contextualSpacing/>
     </w:pPr>
+    <w:rPr>
+      <w:rFonts w:ascii="Times New Roman" w:hAnsi="Times New Roman"/>
+      <w:color w:val="000000"/>
+      <w:sz w:val="24"/>
+      <w:lang w:val="ky-KG"/>
+    </w:rPr>
   </w:style>
   <w:style w:type="paragraph" w:styleId="ListBullet2">
     <w:name w:val="List Bullet 2"/>
@@ -1596,7 +1430,7 @@
     <w:semiHidden/>
     <w:rsid w:val="00FC693F"/>
     <w:rPr>
-      <w:rFonts w:asciiTheme="majorHAnsi" w:eastAsiaTheme="majorEastAsia" w:hAnsiTheme="majorHAnsi" w:cstheme="majorBidi"/>
+      <w:rFonts/>
       <w:b/>
       <w:bCs/>
       <w:i/>
@@ -1612,7 +1446,7 @@
     <w:semiHidden/>
     <w:rsid w:val="00FC693F"/>
     <w:rPr>
-      <w:rFonts w:asciiTheme="majorHAnsi" w:eastAsiaTheme="majorEastAsia" w:hAnsiTheme="majorHAnsi" w:cstheme="majorBidi"/>
+      <w:rFonts/>
       <w:color w:val="243F60" w:themeColor="accent1" w:themeShade="7F"/>
     </w:rPr>
   </w:style>
@@ -1624,7 +1458,7 @@
     <w:semiHidden/>
     <w:rsid w:val="00FC693F"/>
     <w:rPr>
-      <w:rFonts w:asciiTheme="majorHAnsi" w:eastAsiaTheme="majorEastAsia" w:hAnsiTheme="majorHAnsi" w:cstheme="majorBidi"/>
+      <w:rFonts/>
       <w:i/>
       <w:iCs/>
       <w:color w:val="243F60" w:themeColor="accent1" w:themeShade="7F"/>
@@ -1638,7 +1472,7 @@
     <w:semiHidden/>
     <w:rsid w:val="00FC693F"/>
     <w:rPr>
-      <w:rFonts w:asciiTheme="majorHAnsi" w:eastAsiaTheme="majorEastAsia" w:hAnsiTheme="majorHAnsi" w:cstheme="majorBidi"/>
+      <w:rFonts/>
       <w:i/>
       <w:iCs/>
       <w:color w:val="404040" w:themeColor="text1" w:themeTint="BF"/>
@@ -1652,7 +1486,7 @@
     <w:semiHidden/>
     <w:rsid w:val="00FC693F"/>
     <w:rPr>
-      <w:rFonts w:asciiTheme="majorHAnsi" w:eastAsiaTheme="majorEastAsia" w:hAnsiTheme="majorHAnsi" w:cstheme="majorBidi"/>
+      <w:rFonts/>
       <w:color w:val="4F81BD" w:themeColor="accent1"/>
       <w:sz w:val="20"/>
       <w:szCs w:val="20"/>
@@ -1666,7 +1500,7 @@
     <w:semiHidden/>
     <w:rsid w:val="00FC693F"/>
     <w:rPr>
-      <w:rFonts w:asciiTheme="majorHAnsi" w:eastAsiaTheme="majorEastAsia" w:hAnsiTheme="majorHAnsi" w:cstheme="majorBidi"/>
+      <w:rFonts/>
       <w:i/>
       <w:iCs/>
       <w:color w:val="404040" w:themeColor="text1" w:themeTint="BF"/>
@@ -1725,9 +1559,6 @@
     <w:qFormat/>
     <w:rsid w:val="00FC693F"/>
     <w:pPr>
-      <w:pBdr>
-        <w:bottom w:val="single" w:sz="4" w:space="4" w:color="4F81BD" w:themeColor="accent1"/>
-      </w:pBdr>
       <w:spacing w:before="200" w:after="280"/>
       <w:ind w:left="936" w:right="936"/>
     </w:pPr>
@@ -3255,7 +3086,7 @@
         <w:spacing w:before="0" w:after="0" w:line="240" w:lineRule="auto"/>
       </w:pPr>
       <w:rPr>
-        <w:rFonts w:asciiTheme="majorHAnsi" w:eastAsiaTheme="majorEastAsia" w:hAnsiTheme="majorHAnsi" w:cstheme="majorBidi"/>
+        <w:rFonts/>
         <w:b/>
         <w:bCs/>
       </w:rPr>
@@ -3276,7 +3107,7 @@
         <w:spacing w:before="0" w:after="0" w:line="240" w:lineRule="auto"/>
       </w:pPr>
       <w:rPr>
-        <w:rFonts w:asciiTheme="majorHAnsi" w:eastAsiaTheme="majorEastAsia" w:hAnsiTheme="majorHAnsi" w:cstheme="majorBidi"/>
+        <w:rFonts/>
         <w:b/>
         <w:bCs/>
       </w:rPr>
@@ -3294,14 +3125,14 @@
     </w:tblStylePr>
     <w:tblStylePr w:type="firstCol">
       <w:rPr>
-        <w:rFonts w:asciiTheme="majorHAnsi" w:eastAsiaTheme="majorEastAsia" w:hAnsiTheme="majorHAnsi" w:cstheme="majorBidi"/>
+        <w:rFonts/>
         <w:b/>
         <w:bCs/>
       </w:rPr>
     </w:tblStylePr>
     <w:tblStylePr w:type="lastCol">
       <w:rPr>
-        <w:rFonts w:asciiTheme="majorHAnsi" w:eastAsiaTheme="majorEastAsia" w:hAnsiTheme="majorHAnsi" w:cstheme="majorBidi"/>
+        <w:rFonts/>
         <w:b/>
         <w:bCs/>
       </w:rPr>
@@ -3385,7 +3216,7 @@
         <w:spacing w:before="0" w:after="0" w:line="240" w:lineRule="auto"/>
       </w:pPr>
       <w:rPr>
-        <w:rFonts w:asciiTheme="majorHAnsi" w:eastAsiaTheme="majorEastAsia" w:hAnsiTheme="majorHAnsi" w:cstheme="majorBidi"/>
+        <w:rFonts/>
         <w:b/>
         <w:bCs/>
       </w:rPr>
@@ -3406,7 +3237,7 @@
         <w:spacing w:before="0" w:after="0" w:line="240" w:lineRule="auto"/>
       </w:pPr>
       <w:rPr>
-        <w:rFonts w:asciiTheme="majorHAnsi" w:eastAsiaTheme="majorEastAsia" w:hAnsiTheme="majorHAnsi" w:cstheme="majorBidi"/>
+        <w:rFonts/>
         <w:b/>
         <w:bCs/>
       </w:rPr>
@@ -3424,14 +3255,14 @@
     </w:tblStylePr>
     <w:tblStylePr w:type="firstCol">
       <w:rPr>
-        <w:rFonts w:asciiTheme="majorHAnsi" w:eastAsiaTheme="majorEastAsia" w:hAnsiTheme="majorHAnsi" w:cstheme="majorBidi"/>
+        <w:rFonts/>
         <w:b/>
         <w:bCs/>
       </w:rPr>
     </w:tblStylePr>
     <w:tblStylePr w:type="lastCol">
       <w:rPr>
-        <w:rFonts w:asciiTheme="majorHAnsi" w:eastAsiaTheme="majorEastAsia" w:hAnsiTheme="majorHAnsi" w:cstheme="majorBidi"/>
+        <w:rFonts/>
         <w:b/>
         <w:bCs/>
       </w:rPr>
@@ -3515,7 +3346,7 @@
         <w:spacing w:before="0" w:after="0" w:line="240" w:lineRule="auto"/>
       </w:pPr>
       <w:rPr>
-        <w:rFonts w:asciiTheme="majorHAnsi" w:eastAsiaTheme="majorEastAsia" w:hAnsiTheme="majorHAnsi" w:cstheme="majorBidi"/>
+        <w:rFonts/>
         <w:b/>
         <w:bCs/>
       </w:rPr>
@@ -3536,7 +3367,7 @@
         <w:spacing w:before="0" w:after="0" w:line="240" w:lineRule="auto"/>
       </w:pPr>
       <w:rPr>
-        <w:rFonts w:asciiTheme="majorHAnsi" w:eastAsiaTheme="majorEastAsia" w:hAnsiTheme="majorHAnsi" w:cstheme="majorBidi"/>
+        <w:rFonts/>
         <w:b/>
         <w:bCs/>
       </w:rPr>
@@ -3554,14 +3385,14 @@
     </w:tblStylePr>
     <w:tblStylePr w:type="firstCol">
       <w:rPr>
-        <w:rFonts w:asciiTheme="majorHAnsi" w:eastAsiaTheme="majorEastAsia" w:hAnsiTheme="majorHAnsi" w:cstheme="majorBidi"/>
+        <w:rFonts/>
         <w:b/>
         <w:bCs/>
       </w:rPr>
     </w:tblStylePr>
     <w:tblStylePr w:type="lastCol">
       <w:rPr>
-        <w:rFonts w:asciiTheme="majorHAnsi" w:eastAsiaTheme="majorEastAsia" w:hAnsiTheme="majorHAnsi" w:cstheme="majorBidi"/>
+        <w:rFonts/>
         <w:b/>
         <w:bCs/>
       </w:rPr>
@@ -3645,7 +3476,7 @@
         <w:spacing w:before="0" w:after="0" w:line="240" w:lineRule="auto"/>
       </w:pPr>
       <w:rPr>
-        <w:rFonts w:asciiTheme="majorHAnsi" w:eastAsiaTheme="majorEastAsia" w:hAnsiTheme="majorHAnsi" w:cstheme="majorBidi"/>
+        <w:rFonts/>
         <w:b/>
         <w:bCs/>
       </w:rPr>
@@ -3666,7 +3497,7 @@
         <w:spacing w:before="0" w:after="0" w:line="240" w:lineRule="auto"/>
       </w:pPr>
       <w:rPr>
-        <w:rFonts w:asciiTheme="majorHAnsi" w:eastAsiaTheme="majorEastAsia" w:hAnsiTheme="majorHAnsi" w:cstheme="majorBidi"/>
+        <w:rFonts/>
         <w:b/>
         <w:bCs/>
       </w:rPr>
@@ -3684,14 +3515,14 @@
     </w:tblStylePr>
     <w:tblStylePr w:type="firstCol">
       <w:rPr>
-        <w:rFonts w:asciiTheme="majorHAnsi" w:eastAsiaTheme="majorEastAsia" w:hAnsiTheme="majorHAnsi" w:cstheme="majorBidi"/>
+        <w:rFonts/>
         <w:b/>
         <w:bCs/>
       </w:rPr>
     </w:tblStylePr>
     <w:tblStylePr w:type="lastCol">
       <w:rPr>
-        <w:rFonts w:asciiTheme="majorHAnsi" w:eastAsiaTheme="majorEastAsia" w:hAnsiTheme="majorHAnsi" w:cstheme="majorBidi"/>
+        <w:rFonts/>
         <w:b/>
         <w:bCs/>
       </w:rPr>
@@ -3775,7 +3606,7 @@
         <w:spacing w:before="0" w:after="0" w:line="240" w:lineRule="auto"/>
       </w:pPr>
       <w:rPr>
-        <w:rFonts w:asciiTheme="majorHAnsi" w:eastAsiaTheme="majorEastAsia" w:hAnsiTheme="majorHAnsi" w:cstheme="majorBidi"/>
+        <w:rFonts/>
         <w:b/>
         <w:bCs/>
       </w:rPr>
@@ -3796,7 +3627,7 @@
         <w:spacing w:before="0" w:after="0" w:line="240" w:lineRule="auto"/>
       </w:pPr>
       <w:rPr>
-        <w:rFonts w:asciiTheme="majorHAnsi" w:eastAsiaTheme="majorEastAsia" w:hAnsiTheme="majorHAnsi" w:cstheme="majorBidi"/>
+        <w:rFonts/>
         <w:b/>
         <w:bCs/>
       </w:rPr>
@@ -3814,14 +3645,14 @@
     </w:tblStylePr>
     <w:tblStylePr w:type="firstCol">
       <w:rPr>
-        <w:rFonts w:asciiTheme="majorHAnsi" w:eastAsiaTheme="majorEastAsia" w:hAnsiTheme="majorHAnsi" w:cstheme="majorBidi"/>
+        <w:rFonts/>
         <w:b/>
         <w:bCs/>
       </w:rPr>
     </w:tblStylePr>
     <w:tblStylePr w:type="lastCol">
       <w:rPr>
-        <w:rFonts w:asciiTheme="majorHAnsi" w:eastAsiaTheme="majorEastAsia" w:hAnsiTheme="majorHAnsi" w:cstheme="majorBidi"/>
+        <w:rFonts/>
         <w:b/>
         <w:bCs/>
       </w:rPr>
@@ -3905,7 +3736,7 @@
         <w:spacing w:before="0" w:after="0" w:line="240" w:lineRule="auto"/>
       </w:pPr>
       <w:rPr>
-        <w:rFonts w:asciiTheme="majorHAnsi" w:eastAsiaTheme="majorEastAsia" w:hAnsiTheme="majorHAnsi" w:cstheme="majorBidi"/>
+        <w:rFonts/>
         <w:b/>
         <w:bCs/>
       </w:rPr>
@@ -3926,7 +3757,7 @@
         <w:spacing w:before="0" w:after="0" w:line="240" w:lineRule="auto"/>
       </w:pPr>
       <w:rPr>
-        <w:rFonts w:asciiTheme="majorHAnsi" w:eastAsiaTheme="majorEastAsia" w:hAnsiTheme="majorHAnsi" w:cstheme="majorBidi"/>
+        <w:rFonts/>
         <w:b/>
         <w:bCs/>
       </w:rPr>
@@ -3944,14 +3775,14 @@
     </w:tblStylePr>
     <w:tblStylePr w:type="firstCol">
       <w:rPr>
-        <w:rFonts w:asciiTheme="majorHAnsi" w:eastAsiaTheme="majorEastAsia" w:hAnsiTheme="majorHAnsi" w:cstheme="majorBidi"/>
+        <w:rFonts/>
         <w:b/>
         <w:bCs/>
       </w:rPr>
     </w:tblStylePr>
     <w:tblStylePr w:type="lastCol">
       <w:rPr>
-        <w:rFonts w:asciiTheme="majorHAnsi" w:eastAsiaTheme="majorEastAsia" w:hAnsiTheme="majorHAnsi" w:cstheme="majorBidi"/>
+        <w:rFonts/>
         <w:b/>
         <w:bCs/>
       </w:rPr>
@@ -4035,7 +3866,7 @@
         <w:spacing w:before="0" w:after="0" w:line="240" w:lineRule="auto"/>
       </w:pPr>
       <w:rPr>
-        <w:rFonts w:asciiTheme="majorHAnsi" w:eastAsiaTheme="majorEastAsia" w:hAnsiTheme="majorHAnsi" w:cstheme="majorBidi"/>
+        <w:rFonts/>
         <w:b/>
         <w:bCs/>
       </w:rPr>
@@ -4056,7 +3887,7 @@
         <w:spacing w:before="0" w:after="0" w:line="240" w:lineRule="auto"/>
       </w:pPr>
       <w:rPr>
-        <w:rFonts w:asciiTheme="majorHAnsi" w:eastAsiaTheme="majorEastAsia" w:hAnsiTheme="majorHAnsi" w:cstheme="majorBidi"/>
+        <w:rFonts/>
         <w:b/>
         <w:bCs/>
       </w:rPr>
@@ -4074,14 +3905,14 @@
     </w:tblStylePr>
     <w:tblStylePr w:type="firstCol">
       <w:rPr>
-        <w:rFonts w:asciiTheme="majorHAnsi" w:eastAsiaTheme="majorEastAsia" w:hAnsiTheme="majorHAnsi" w:cstheme="majorBidi"/>
+        <w:rFonts/>
         <w:b/>
         <w:bCs/>
       </w:rPr>
     </w:tblStylePr>
     <w:tblStylePr w:type="lastCol">
       <w:rPr>
-        <w:rFonts w:asciiTheme="majorHAnsi" w:eastAsiaTheme="majorEastAsia" w:hAnsiTheme="majorHAnsi" w:cstheme="majorBidi"/>
+        <w:rFonts/>
         <w:b/>
         <w:bCs/>
       </w:rPr>
@@ -5946,7 +5777,7 @@
     </w:tblPr>
     <w:tblStylePr w:type="firstRow">
       <w:rPr>
-        <w:rFonts w:asciiTheme="majorHAnsi" w:eastAsiaTheme="majorEastAsia" w:hAnsiTheme="majorHAnsi" w:cstheme="majorBidi"/>
+        <w:rFonts/>
       </w:rPr>
       <w:tblPr/>
       <w:tcPr>
@@ -6030,7 +5861,7 @@
     </w:tblPr>
     <w:tblStylePr w:type="firstRow">
       <w:rPr>
-        <w:rFonts w:asciiTheme="majorHAnsi" w:eastAsiaTheme="majorEastAsia" w:hAnsiTheme="majorHAnsi" w:cstheme="majorBidi"/>
+        <w:rFonts/>
       </w:rPr>
       <w:tblPr/>
       <w:tcPr>
@@ -6114,7 +5945,7 @@
     </w:tblPr>
     <w:tblStylePr w:type="firstRow">
       <w:rPr>
-        <w:rFonts w:asciiTheme="majorHAnsi" w:eastAsiaTheme="majorEastAsia" w:hAnsiTheme="majorHAnsi" w:cstheme="majorBidi"/>
+        <w:rFonts/>
       </w:rPr>
       <w:tblPr/>
       <w:tcPr>
@@ -6198,7 +6029,7 @@
     </w:tblPr>
     <w:tblStylePr w:type="firstRow">
       <w:rPr>
-        <w:rFonts w:asciiTheme="majorHAnsi" w:eastAsiaTheme="majorEastAsia" w:hAnsiTheme="majorHAnsi" w:cstheme="majorBidi"/>
+        <w:rFonts/>
       </w:rPr>
       <w:tblPr/>
       <w:tcPr>
@@ -6282,7 +6113,7 @@
     </w:tblPr>
     <w:tblStylePr w:type="firstRow">
       <w:rPr>
-        <w:rFonts w:asciiTheme="majorHAnsi" w:eastAsiaTheme="majorEastAsia" w:hAnsiTheme="majorHAnsi" w:cstheme="majorBidi"/>
+        <w:rFonts/>
       </w:rPr>
       <w:tblPr/>
       <w:tcPr>
@@ -6366,7 +6197,7 @@
     </w:tblPr>
     <w:tblStylePr w:type="firstRow">
       <w:rPr>
-        <w:rFonts w:asciiTheme="majorHAnsi" w:eastAsiaTheme="majorEastAsia" w:hAnsiTheme="majorHAnsi" w:cstheme="majorBidi"/>
+        <w:rFonts/>
       </w:rPr>
       <w:tblPr/>
       <w:tcPr>
@@ -6450,7 +6281,7 @@
     </w:tblPr>
     <w:tblStylePr w:type="firstRow">
       <w:rPr>
-        <w:rFonts w:asciiTheme="majorHAnsi" w:eastAsiaTheme="majorEastAsia" w:hAnsiTheme="majorHAnsi" w:cstheme="majorBidi"/>
+        <w:rFonts/>
       </w:rPr>
       <w:tblPr/>
       <w:tcPr>
@@ -6515,7 +6346,7 @@
       <w:spacing w:after="0" w:line="240" w:lineRule="auto"/>
     </w:pPr>
     <w:rPr>
-      <w:rFonts w:asciiTheme="majorHAnsi" w:eastAsiaTheme="majorEastAsia" w:hAnsiTheme="majorHAnsi" w:cstheme="majorBidi"/>
+      <w:rFonts/>
       <w:color w:val="000000" w:themeColor="text1"/>
     </w:rPr>
     <w:tblPr>
@@ -6643,7 +6474,7 @@
       <w:spacing w:after="0" w:line="240" w:lineRule="auto"/>
     </w:pPr>
     <w:rPr>
-      <w:rFonts w:asciiTheme="majorHAnsi" w:eastAsiaTheme="majorEastAsia" w:hAnsiTheme="majorHAnsi" w:cstheme="majorBidi"/>
+      <w:rFonts/>
       <w:color w:val="000000" w:themeColor="text1"/>
     </w:rPr>
     <w:tblPr>
@@ -6771,7 +6602,7 @@
       <w:spacing w:after="0" w:line="240" w:lineRule="auto"/>
     </w:pPr>
     <w:rPr>
-      <w:rFonts w:asciiTheme="majorHAnsi" w:eastAsiaTheme="majorEastAsia" w:hAnsiTheme="majorHAnsi" w:cstheme="majorBidi"/>
+      <w:rFonts/>
       <w:color w:val="000000" w:themeColor="text1"/>
     </w:rPr>
     <w:tblPr>
@@ -6899,7 +6730,7 @@
       <w:spacing w:after="0" w:line="240" w:lineRule="auto"/>
     </w:pPr>
     <w:rPr>
-      <w:rFonts w:asciiTheme="majorHAnsi" w:eastAsiaTheme="majorEastAsia" w:hAnsiTheme="majorHAnsi" w:cstheme="majorBidi"/>
+      <w:rFonts/>
       <w:color w:val="000000" w:themeColor="text1"/>
     </w:rPr>
     <w:tblPr>
@@ -7027,7 +6858,7 @@
       <w:spacing w:after="0" w:line="240" w:lineRule="auto"/>
     </w:pPr>
     <w:rPr>
-      <w:rFonts w:asciiTheme="majorHAnsi" w:eastAsiaTheme="majorEastAsia" w:hAnsiTheme="majorHAnsi" w:cstheme="majorBidi"/>
+      <w:rFonts/>
       <w:color w:val="000000" w:themeColor="text1"/>
     </w:rPr>
     <w:tblPr>
@@ -7155,7 +6986,7 @@
       <w:spacing w:after="0" w:line="240" w:lineRule="auto"/>
     </w:pPr>
     <w:rPr>
-      <w:rFonts w:asciiTheme="majorHAnsi" w:eastAsiaTheme="majorEastAsia" w:hAnsiTheme="majorHAnsi" w:cstheme="majorBidi"/>
+      <w:rFonts/>
       <w:color w:val="000000" w:themeColor="text1"/>
     </w:rPr>
     <w:tblPr>
@@ -7283,7 +7114,7 @@
       <w:spacing w:after="0" w:line="240" w:lineRule="auto"/>
     </w:pPr>
     <w:rPr>
-      <w:rFonts w:asciiTheme="majorHAnsi" w:eastAsiaTheme="majorEastAsia" w:hAnsiTheme="majorHAnsi" w:cstheme="majorBidi"/>
+      <w:rFonts/>
       <w:color w:val="000000" w:themeColor="text1"/>
     </w:rPr>
     <w:tblPr>
@@ -7922,7 +7753,7 @@
       <w:spacing w:after="0" w:line="240" w:lineRule="auto"/>
     </w:pPr>
     <w:rPr>
-      <w:rFonts w:asciiTheme="majorHAnsi" w:eastAsiaTheme="majorEastAsia" w:hAnsiTheme="majorHAnsi" w:cstheme="majorBidi"/>
+      <w:rFonts/>
       <w:color w:val="000000" w:themeColor="text1"/>
     </w:rPr>
     <w:tblPr>
@@ -8047,7 +7878,7 @@
       <w:spacing w:after="0" w:line="240" w:lineRule="auto"/>
     </w:pPr>
     <w:rPr>
-      <w:rFonts w:asciiTheme="majorHAnsi" w:eastAsiaTheme="majorEastAsia" w:hAnsiTheme="majorHAnsi" w:cstheme="majorBidi"/>
+      <w:rFonts/>
       <w:color w:val="000000" w:themeColor="text1"/>
     </w:rPr>
     <w:tblPr>
@@ -8172,7 +8003,7 @@
       <w:spacing w:after="0" w:line="240" w:lineRule="auto"/>
     </w:pPr>
     <w:rPr>
-      <w:rFonts w:asciiTheme="majorHAnsi" w:eastAsiaTheme="majorEastAsia" w:hAnsiTheme="majorHAnsi" w:cstheme="majorBidi"/>
+      <w:rFonts/>
       <w:color w:val="000000" w:themeColor="text1"/>
     </w:rPr>
     <w:tblPr>
@@ -8297,7 +8128,7 @@
       <w:spacing w:after="0" w:line="240" w:lineRule="auto"/>
     </w:pPr>
     <w:rPr>
-      <w:rFonts w:asciiTheme="majorHAnsi" w:eastAsiaTheme="majorEastAsia" w:hAnsiTheme="majorHAnsi" w:cstheme="majorBidi"/>
+      <w:rFonts/>
       <w:color w:val="000000" w:themeColor="text1"/>
     </w:rPr>
     <w:tblPr>
@@ -8422,7 +8253,7 @@
       <w:spacing w:after="0" w:line="240" w:lineRule="auto"/>
     </w:pPr>
     <w:rPr>
-      <w:rFonts w:asciiTheme="majorHAnsi" w:eastAsiaTheme="majorEastAsia" w:hAnsiTheme="majorHAnsi" w:cstheme="majorBidi"/>
+      <w:rFonts/>
       <w:color w:val="000000" w:themeColor="text1"/>
     </w:rPr>
     <w:tblPr>
@@ -8547,7 +8378,7 @@
       <w:spacing w:after="0" w:line="240" w:lineRule="auto"/>
     </w:pPr>
     <w:rPr>
-      <w:rFonts w:asciiTheme="majorHAnsi" w:eastAsiaTheme="majorEastAsia" w:hAnsiTheme="majorHAnsi" w:cstheme="majorBidi"/>
+      <w:rFonts/>
       <w:color w:val="000000" w:themeColor="text1"/>
     </w:rPr>
     <w:tblPr>
@@ -8672,7 +8503,7 @@
       <w:spacing w:after="0" w:line="240" w:lineRule="auto"/>
     </w:pPr>
     <w:rPr>
-      <w:rFonts w:asciiTheme="majorHAnsi" w:eastAsiaTheme="majorEastAsia" w:hAnsiTheme="majorHAnsi" w:cstheme="majorBidi"/>
+      <w:rFonts/>
       <w:color w:val="000000" w:themeColor="text1"/>
     </w:rPr>
     <w:tblPr>
